--- a/lessons/5-5/downloads/reveal/teacher/5.5-session-1-prerequisite-practice-a.docx
+++ b/lessons/5-5/downloads/reveal/teacher/5.5-session-1-prerequisite-practice-a.docx
@@ -15,10 +15,28 @@
         <w:rPr>
           <w:rFonts w:ascii="Avenir Next" w:hAnsi="Avenir Next" w:cs="Avenir Next" w:eastAsia="Avenir Next"/>
           <w:color w:val="1A1A1A"/>
+          <w:sz w:val="22"/>
+          <w:szCs w:val="20"/>
+        </w:rPr>
+        <w:t xml:space="preserve">Name</w:t>
+      </w:r>
+      <w:r>
+        <w:rPr>
+          <w:rFonts w:ascii="Avenir Next" w:hAnsi="Avenir Next" w:cs="Avenir Next" w:eastAsia="Avenir Next"/>
+          <w:color w:val="1A1A1A"/>
           <w:sz w:val="20"/>
           <w:szCs w:val="20"/>
         </w:rPr>
-        <w:t xml:space="preserve">Name</w:t>
+        <w:tab/>
+      </w:r>
+      <w:r>
+        <w:rPr>
+          <w:rFonts w:ascii="Avenir Next" w:hAnsi="Avenir Next" w:cs="Avenir Next" w:eastAsia="Avenir Next"/>
+          <w:color w:val="1A1A1A"/>
+          <w:sz w:val="22"/>
+          <w:szCs w:val="20"/>
+        </w:rPr>
+        <w:t xml:space="preserve">   Date</w:t>
       </w:r>
       <w:r>
         <w:rPr>
@@ -33,25 +51,7 @@
         <w:rPr>
           <w:rFonts w:ascii="Avenir Next" w:hAnsi="Avenir Next" w:cs="Avenir Next" w:eastAsia="Avenir Next"/>
           <w:color w:val="1A1A1A"/>
-          <w:sz w:val="20"/>
-          <w:szCs w:val="20"/>
-        </w:rPr>
-        <w:t xml:space="preserve">   Date</w:t>
-      </w:r>
-      <w:r>
-        <w:rPr>
-          <w:rFonts w:ascii="Avenir Next" w:hAnsi="Avenir Next" w:cs="Avenir Next" w:eastAsia="Avenir Next"/>
-          <w:color w:val="1A1A1A"/>
-          <w:sz w:val="20"/>
-          <w:szCs w:val="20"/>
-        </w:rPr>
-        <w:tab/>
-      </w:r>
-      <w:r>
-        <w:rPr>
-          <w:rFonts w:ascii="Avenir Next" w:hAnsi="Avenir Next" w:cs="Avenir Next" w:eastAsia="Avenir Next"/>
-          <w:color w:val="1A1A1A"/>
-          <w:sz w:val="20"/>
+          <w:sz w:val="22"/>
           <w:szCs w:val="20"/>
         </w:rPr>
         <w:t xml:space="preserve">   Period</w:t>
@@ -78,7 +78,7 @@
           <w:caps/>
           <w:color w:val="003A70"/>
           <w:spacing w:val="12"/>
-          <w:sz w:val="19"/>
+          <w:sz w:val="22"/>
           <w:szCs w:val="19"/>
         </w:rPr>
         <w:t xml:space="preserve">Lesson 5-5  ·  Session 1  ·  Prerequisite Practice A  ·  Skill 1 of 2</w:t>
@@ -86,6 +86,7 @@
     </w:p>
     <w:p>
       <w:pPr>
+        <w:pStyle w:val="Heading1"/>
         <w:keepNext/>
         <w:spacing w:before="0" w:after="10" w:line="240" w:lineRule="auto"/>
       </w:pPr>
@@ -111,7 +112,7 @@
         <w:rPr>
           <w:rFonts w:ascii="Avenir Next" w:hAnsi="Avenir Next" w:cs="Avenir Next" w:eastAsia="Avenir Next"/>
           <w:color w:val="5A5F66"/>
-          <w:sz w:val="17"/>
+          <w:sz w:val="22"/>
           <w:szCs w:val="17"/>
         </w:rPr>
         <w:t xml:space="preserve">Builds on Grade 5 · 5.NBT.B.5</w:t>
@@ -154,6 +155,7 @@
           </w:tcPr>
           <w:p>
             <w:pPr>
+              <w:pStyle w:val="Heading2"/>
               <w:spacing w:before="0" w:after="0" w:line="252" w:lineRule="auto"/>
             </w:pPr>
             <w:r>
@@ -183,7 +185,7 @@
               <w:rPr>
                 <w:rFonts w:ascii="Avenir Next" w:hAnsi="Avenir Next" w:cs="Avenir Next" w:eastAsia="Avenir Next"/>
                 <w:color w:val="1A1A1A"/>
-                <w:sz w:val="20"/>
+                <w:sz w:val="22"/>
                 <w:szCs w:val="20"/>
               </w:rPr>
               <w:t xml:space="preserve">You will find volume by multiplying three edges, like 26 × 11 × 2 for the sandbox.</w:t>
@@ -203,6 +205,7 @@
           </w:tcPr>
           <w:p>
             <w:pPr>
+              <w:pStyle w:val="Heading2"/>
               <w:spacing w:before="0" w:after="0" w:line="252" w:lineRule="auto"/>
             </w:pPr>
             <w:r>
@@ -232,7 +235,7 @@
               <w:rPr>
                 <w:rFonts w:ascii="Avenir Next" w:hAnsi="Avenir Next" w:cs="Avenir Next" w:eastAsia="Avenir Next"/>
                 <w:color w:val="1A1A1A"/>
-                <w:sz w:val="20"/>
+                <w:sz w:val="22"/>
                 <w:szCs w:val="20"/>
               </w:rPr>
               <w:t xml:space="preserve">Multiply three numbers, like 2 × 23 × 5.  </w:t>
@@ -242,7 +245,7 @@
                 <w:rFonts w:ascii="Avenir Next" w:hAnsi="Avenir Next" w:cs="Avenir Next" w:eastAsia="Avenir Next"/>
                 <w:b/>
                 <w:color w:val="1A1A1A"/>
-                <w:sz w:val="20"/>
+                <w:sz w:val="22"/>
                 <w:szCs w:val="20"/>
               </w:rPr>
               <w:t xml:space="preserve">You will use it in Practice Form A, problems 1, 4, and 5.</w:t>
@@ -253,6 +256,7 @@
     </w:tbl>
     <w:p>
       <w:pPr>
+        <w:pStyle w:val="Heading2"/>
         <w:keepNext/>
         <w:pBdr>
           <w:bottom w:val="single" w:sz="8" w:space="3" w:color="003A70"/>
@@ -268,7 +272,7 @@
           <w:b/>
           <w:color w:val="003A70"/>
           <w:spacing w:val="14"/>
-          <w:sz w:val="19"/>
+          <w:sz w:val="22"/>
           <w:szCs w:val="19"/>
         </w:rPr>
         <w:t xml:space="preserve">STEPS TO FOLLOW</w:t>
@@ -287,7 +291,7 @@
           <w:rFonts w:ascii="Avenir Next" w:hAnsi="Avenir Next" w:cs="Avenir Next" w:eastAsia="Avenir Next"/>
           <w:i/>
           <w:color w:val="5A5F66"/>
-          <w:sz w:val="17"/>
+          <w:sz w:val="22"/>
           <w:szCs w:val="17"/>
         </w:rPr>
         <w:t xml:space="preserve">use these same steps on every problem</w:t>
@@ -329,6 +333,7 @@
           </w:tcPr>
           <w:p>
             <w:pPr>
+              <w:pStyle w:val="Heading1"/>
               <w:spacing w:before="0" w:after="0" w:line="240" w:lineRule="auto"/>
               <w:jc w:val="center"/>
             </w:pPr>
@@ -358,7 +363,7 @@
                 <w:rFonts w:ascii="Avenir Next" w:hAnsi="Avenir Next" w:cs="Avenir Next" w:eastAsia="Avenir Next"/>
                 <w:b/>
                 <w:color w:val="1A1A1A"/>
-                <w:sz w:val="21"/>
+                <w:sz w:val="22"/>
                 <w:szCs w:val="21"/>
               </w:rPr>
               <w:t xml:space="preserve">Look</w:t>
@@ -367,7 +372,7 @@
               <w:rPr>
                 <w:rFonts w:ascii="Avenir Next" w:hAnsi="Avenir Next" w:cs="Avenir Next" w:eastAsia="Avenir Next"/>
                 <w:color w:val="1A1A1A"/>
-                <w:sz w:val="21"/>
+                <w:sz w:val="22"/>
                 <w:szCs w:val="21"/>
               </w:rPr>
               <w:t xml:space="preserve"> for a friendly pair, like 5 × 2 or 25 × 4.</w:t>
@@ -386,6 +391,7 @@
           </w:tcPr>
           <w:p>
             <w:pPr>
+              <w:pStyle w:val="Heading1"/>
               <w:spacing w:before="0" w:after="0" w:line="240" w:lineRule="auto"/>
               <w:jc w:val="center"/>
             </w:pPr>
@@ -415,7 +421,7 @@
                 <w:rFonts w:ascii="Avenir Next" w:hAnsi="Avenir Next" w:cs="Avenir Next" w:eastAsia="Avenir Next"/>
                 <w:b/>
                 <w:color w:val="1A1A1A"/>
-                <w:sz w:val="21"/>
+                <w:sz w:val="22"/>
                 <w:szCs w:val="21"/>
               </w:rPr>
               <w:t xml:space="preserve">Multiply</w:t>
@@ -424,7 +430,7 @@
               <w:rPr>
                 <w:rFonts w:ascii="Avenir Next" w:hAnsi="Avenir Next" w:cs="Avenir Next" w:eastAsia="Avenir Next"/>
                 <w:color w:val="1A1A1A"/>
-                <w:sz w:val="21"/>
+                <w:sz w:val="22"/>
                 <w:szCs w:val="21"/>
               </w:rPr>
               <w:t xml:space="preserve"> the friendly pair first.</w:t>
@@ -443,6 +449,7 @@
           </w:tcPr>
           <w:p>
             <w:pPr>
+              <w:pStyle w:val="Heading1"/>
               <w:spacing w:before="0" w:after="0" w:line="240" w:lineRule="auto"/>
               <w:jc w:val="center"/>
             </w:pPr>
@@ -472,7 +479,7 @@
                 <w:rFonts w:ascii="Avenir Next" w:hAnsi="Avenir Next" w:cs="Avenir Next" w:eastAsia="Avenir Next"/>
                 <w:b/>
                 <w:color w:val="1A1A1A"/>
-                <w:sz w:val="21"/>
+                <w:sz w:val="22"/>
                 <w:szCs w:val="21"/>
               </w:rPr>
               <w:t xml:space="preserve">Multiply</w:t>
@@ -481,7 +488,7 @@
               <w:rPr>
                 <w:rFonts w:ascii="Avenir Next" w:hAnsi="Avenir Next" w:cs="Avenir Next" w:eastAsia="Avenir Next"/>
                 <w:color w:val="1A1A1A"/>
-                <w:sz w:val="21"/>
+                <w:sz w:val="22"/>
                 <w:szCs w:val="21"/>
               </w:rPr>
               <w:t xml:space="preserve"> that answer by the third number.</w:t>
@@ -492,6 +499,7 @@
     </w:tbl>
     <w:p>
       <w:pPr>
+        <w:pStyle w:val="Heading2"/>
         <w:keepNext/>
         <w:pBdr>
           <w:bottom w:val="single" w:sz="8" w:space="3" w:color="003A70"/>
@@ -507,7 +515,7 @@
           <w:b/>
           <w:color w:val="003A70"/>
           <w:spacing w:val="14"/>
-          <w:sz w:val="19"/>
+          <w:sz w:val="22"/>
           <w:szCs w:val="19"/>
         </w:rPr>
         <w:t xml:space="preserve">WATCH ME</w:t>
@@ -526,7 +534,7 @@
           <w:rFonts w:ascii="Avenir Next" w:hAnsi="Avenir Next" w:cs="Avenir Next" w:eastAsia="Avenir Next"/>
           <w:i/>
           <w:color w:val="5A5F66"/>
-          <w:sz w:val="17"/>
+          <w:sz w:val="22"/>
           <w:szCs w:val="17"/>
         </w:rPr>
         <w:t xml:space="preserve">the steps in action</w:t>
@@ -541,7 +549,7 @@
           <w:rFonts w:ascii="Avenir Next" w:hAnsi="Avenir Next" w:cs="Avenir Next" w:eastAsia="Avenir Next"/>
           <w:b/>
           <w:color w:val="1A1A1A"/>
-          <w:sz w:val="21"/>
+          <w:sz w:val="22"/>
           <w:szCs w:val="21"/>
         </w:rPr>
         <w:t xml:space="preserve">Find 2 × 23 × 5.</w:t>
@@ -560,25 +568,25 @@
           <w:rFonts w:ascii="Avenir Next" w:hAnsi="Avenir Next" w:cs="Avenir Next" w:eastAsia="Avenir Next"/>
           <w:b/>
           <w:color w:val="003A70"/>
+          <w:sz w:val="22"/>
+          <w:szCs w:val="19"/>
+        </w:rPr>
+        <w:t xml:space="preserve">Step 1</w:t>
+      </w:r>
+      <w:r>
+        <w:rPr>
+          <w:rFonts w:ascii="Avenir Next" w:hAnsi="Avenir Next" w:cs="Avenir Next" w:eastAsia="Avenir Next"/>
+          <w:color w:val="1A1A1A"/>
           <w:sz w:val="19"/>
           <w:szCs w:val="19"/>
         </w:rPr>
-        <w:t xml:space="preserve">Step 1</w:t>
-      </w:r>
-      <w:r>
-        <w:rPr>
-          <w:rFonts w:ascii="Avenir Next" w:hAnsi="Avenir Next" w:cs="Avenir Next" w:eastAsia="Avenir Next"/>
-          <w:color w:val="1A1A1A"/>
-          <w:sz w:val="19"/>
-          <w:szCs w:val="19"/>
-        </w:rPr>
         <w:tab/>
       </w:r>
       <w:r>
         <w:rPr>
           <w:rFonts w:ascii="Avenir Next" w:hAnsi="Avenir Next" w:cs="Avenir Next" w:eastAsia="Avenir Next"/>
           <w:color w:val="1A1A1A"/>
-          <w:sz w:val="21"/>
+          <w:sz w:val="22"/>
           <w:szCs w:val="21"/>
         </w:rPr>
         <w:t xml:space="preserve">Friendly pair: 2 and 5.</w:t>
@@ -597,25 +605,25 @@
           <w:rFonts w:ascii="Avenir Next" w:hAnsi="Avenir Next" w:cs="Avenir Next" w:eastAsia="Avenir Next"/>
           <w:b/>
           <w:color w:val="003A70"/>
+          <w:sz w:val="22"/>
+          <w:szCs w:val="19"/>
+        </w:rPr>
+        <w:t xml:space="preserve">Step 2</w:t>
+      </w:r>
+      <w:r>
+        <w:rPr>
+          <w:rFonts w:ascii="Avenir Next" w:hAnsi="Avenir Next" w:cs="Avenir Next" w:eastAsia="Avenir Next"/>
+          <w:color w:val="1A1A1A"/>
           <w:sz w:val="19"/>
           <w:szCs w:val="19"/>
         </w:rPr>
-        <w:t xml:space="preserve">Step 2</w:t>
-      </w:r>
-      <w:r>
-        <w:rPr>
-          <w:rFonts w:ascii="Avenir Next" w:hAnsi="Avenir Next" w:cs="Avenir Next" w:eastAsia="Avenir Next"/>
-          <w:color w:val="1A1A1A"/>
-          <w:sz w:val="19"/>
-          <w:szCs w:val="19"/>
-        </w:rPr>
         <w:tab/>
       </w:r>
       <w:r>
         <w:rPr>
           <w:rFonts w:ascii="Avenir Next" w:hAnsi="Avenir Next" w:cs="Avenir Next" w:eastAsia="Avenir Next"/>
           <w:color w:val="1A1A1A"/>
-          <w:sz w:val="21"/>
+          <w:sz w:val="22"/>
           <w:szCs w:val="21"/>
         </w:rPr>
         <w:t xml:space="preserve">2 × 5 = 10.</w:t>
@@ -634,25 +642,25 @@
           <w:rFonts w:ascii="Avenir Next" w:hAnsi="Avenir Next" w:cs="Avenir Next" w:eastAsia="Avenir Next"/>
           <w:b/>
           <w:color w:val="003A70"/>
+          <w:sz w:val="22"/>
+          <w:szCs w:val="19"/>
+        </w:rPr>
+        <w:t xml:space="preserve">Step 3</w:t>
+      </w:r>
+      <w:r>
+        <w:rPr>
+          <w:rFonts w:ascii="Avenir Next" w:hAnsi="Avenir Next" w:cs="Avenir Next" w:eastAsia="Avenir Next"/>
+          <w:color w:val="1A1A1A"/>
           <w:sz w:val="19"/>
           <w:szCs w:val="19"/>
         </w:rPr>
-        <w:t xml:space="preserve">Step 3</w:t>
-      </w:r>
-      <w:r>
-        <w:rPr>
-          <w:rFonts w:ascii="Avenir Next" w:hAnsi="Avenir Next" w:cs="Avenir Next" w:eastAsia="Avenir Next"/>
-          <w:color w:val="1A1A1A"/>
-          <w:sz w:val="19"/>
-          <w:szCs w:val="19"/>
-        </w:rPr>
         <w:tab/>
       </w:r>
       <w:r>
         <w:rPr>
           <w:rFonts w:ascii="Avenir Next" w:hAnsi="Avenir Next" w:cs="Avenir Next" w:eastAsia="Avenir Next"/>
           <w:color w:val="1A1A1A"/>
-          <w:sz w:val="21"/>
+          <w:sz w:val="22"/>
           <w:szCs w:val="21"/>
         </w:rPr>
         <w:t xml:space="preserve">10 × 23 = 230.</w:t>
@@ -671,18 +679,18 @@
           <w:rFonts w:ascii="Avenir Next" w:hAnsi="Avenir Next" w:cs="Avenir Next" w:eastAsia="Avenir Next"/>
           <w:b/>
           <w:color w:val="1A1A1A"/>
+          <w:sz w:val="22"/>
+          <w:szCs w:val="21"/>
+        </w:rPr>
+        <w:t xml:space="preserve">Answer</w:t>
+      </w:r>
+      <w:r>
+        <w:rPr>
+          <w:rFonts w:ascii="Avenir Next" w:hAnsi="Avenir Next" w:cs="Avenir Next" w:eastAsia="Avenir Next"/>
+          <w:color w:val="1A1A1A"/>
           <w:sz w:val="21"/>
           <w:szCs w:val="21"/>
         </w:rPr>
-        <w:t xml:space="preserve">Answer</w:t>
-      </w:r>
-      <w:r>
-        <w:rPr>
-          <w:rFonts w:ascii="Avenir Next" w:hAnsi="Avenir Next" w:cs="Avenir Next" w:eastAsia="Avenir Next"/>
-          <w:color w:val="1A1A1A"/>
-          <w:sz w:val="21"/>
-          <w:szCs w:val="21"/>
-        </w:rPr>
         <w:tab/>
       </w:r>
       <w:r>
@@ -690,7 +698,7 @@
           <w:rFonts w:ascii="Avenir Next" w:hAnsi="Avenir Next" w:cs="Avenir Next" w:eastAsia="Avenir Next"/>
           <w:b/>
           <w:color w:val="1A1A1A"/>
-          <w:sz w:val="21"/>
+          <w:sz w:val="22"/>
           <w:szCs w:val="21"/>
         </w:rPr>
         <w:t xml:space="preserve">230</w:t>
@@ -698,6 +706,7 @@
     </w:p>
     <w:p>
       <w:pPr>
+        <w:pStyle w:val="Heading2"/>
         <w:keepNext/>
         <w:pBdr>
           <w:bottom w:val="single" w:sz="8" w:space="3" w:color="003A70"/>
@@ -713,7 +722,7 @@
           <w:b/>
           <w:color w:val="003A70"/>
           <w:spacing w:val="14"/>
-          <w:sz w:val="19"/>
+          <w:sz w:val="22"/>
           <w:szCs w:val="19"/>
         </w:rPr>
         <w:t xml:space="preserve">TRY IT WITH HELP</w:t>
@@ -732,7 +741,7 @@
           <w:rFonts w:ascii="Avenir Next" w:hAnsi="Avenir Next" w:cs="Avenir Next" w:eastAsia="Avenir Next"/>
           <w:i/>
           <w:color w:val="5A5F66"/>
-          <w:sz w:val="17"/>
+          <w:sz w:val="22"/>
           <w:szCs w:val="17"/>
         </w:rPr>
         <w:t xml:space="preserve">fill in each step</w:t>
@@ -790,35 +799,35 @@
           <w:rFonts w:ascii="Avenir Next" w:hAnsi="Avenir Next" w:cs="Avenir Next" w:eastAsia="Avenir Next"/>
           <w:b/>
           <w:color w:val="003A70"/>
+          <w:sz w:val="22"/>
+          <w:szCs w:val="18"/>
+        </w:rPr>
+        <w:t xml:space="preserve">Step 1</w:t>
+      </w:r>
+      <w:r>
+        <w:rPr>
+          <w:rFonts w:ascii="Avenir Next" w:hAnsi="Avenir Next" w:cs="Avenir Next" w:eastAsia="Avenir Next"/>
+          <w:color w:val="1A1A1A"/>
           <w:sz w:val="18"/>
           <w:szCs w:val="18"/>
         </w:rPr>
-        <w:t xml:space="preserve">Step 1</w:t>
-      </w:r>
-      <w:r>
-        <w:rPr>
-          <w:rFonts w:ascii="Avenir Next" w:hAnsi="Avenir Next" w:cs="Avenir Next" w:eastAsia="Avenir Next"/>
-          <w:color w:val="1A1A1A"/>
-          <w:sz w:val="18"/>
-          <w:szCs w:val="18"/>
-        </w:rPr>
         <w:tab/>
       </w:r>
       <w:r>
         <w:rPr>
           <w:rFonts w:ascii="Avenir Next" w:hAnsi="Avenir Next" w:cs="Avenir Next" w:eastAsia="Avenir Next"/>
           <w:color w:val="1A1A1A"/>
+          <w:sz w:val="22"/>
+          <w:szCs w:val="21"/>
+        </w:rPr>
+        <w:t xml:space="preserve">Friendly pair: </w:t>
+      </w:r>
+      <w:r>
+        <w:rPr>
+          <w:rFonts w:ascii="Avenir Next" w:hAnsi="Avenir Next" w:cs="Avenir Next" w:eastAsia="Avenir Next"/>
+          <w:color w:val="1A1A1A"/>
           <w:sz w:val="21"/>
           <w:szCs w:val="21"/>
-        </w:rPr>
-        <w:t xml:space="preserve">Friendly pair: </w:t>
-      </w:r>
-      <w:r>
-        <w:rPr>
-          <w:rFonts w:ascii="Avenir Next" w:hAnsi="Avenir Next" w:cs="Avenir Next" w:eastAsia="Avenir Next"/>
-          <w:color w:val="1A1A1A"/>
-          <w:sz w:val="21"/>
-          <w:szCs w:val="21"/>
           <w:u w:val="single"/>
         </w:rPr>
         <w:t xml:space="preserve">                </w:t>
@@ -827,7 +836,7 @@
         <w:rPr>
           <w:rFonts w:ascii="Avenir Next" w:hAnsi="Avenir Next" w:cs="Avenir Next" w:eastAsia="Avenir Next"/>
           <w:color w:val="1A1A1A"/>
-          <w:sz w:val="21"/>
+          <w:sz w:val="22"/>
           <w:szCs w:val="21"/>
         </w:rPr>
         <w:t xml:space="preserve"> and </w:t>
@@ -857,25 +866,25 @@
           <w:rFonts w:ascii="Avenir Next" w:hAnsi="Avenir Next" w:cs="Avenir Next" w:eastAsia="Avenir Next"/>
           <w:b/>
           <w:color w:val="003A70"/>
+          <w:sz w:val="22"/>
+          <w:szCs w:val="18"/>
+        </w:rPr>
+        <w:t xml:space="preserve">Step 2</w:t>
+      </w:r>
+      <w:r>
+        <w:rPr>
+          <w:rFonts w:ascii="Avenir Next" w:hAnsi="Avenir Next" w:cs="Avenir Next" w:eastAsia="Avenir Next"/>
+          <w:color w:val="1A1A1A"/>
           <w:sz w:val="18"/>
           <w:szCs w:val="18"/>
         </w:rPr>
-        <w:t xml:space="preserve">Step 2</w:t>
-      </w:r>
-      <w:r>
-        <w:rPr>
-          <w:rFonts w:ascii="Avenir Next" w:hAnsi="Avenir Next" w:cs="Avenir Next" w:eastAsia="Avenir Next"/>
-          <w:color w:val="1A1A1A"/>
-          <w:sz w:val="18"/>
-          <w:szCs w:val="18"/>
-        </w:rPr>
         <w:tab/>
       </w:r>
       <w:r>
         <w:rPr>
           <w:rFonts w:ascii="Avenir Next" w:hAnsi="Avenir Next" w:cs="Avenir Next" w:eastAsia="Avenir Next"/>
           <w:color w:val="1A1A1A"/>
-          <w:sz w:val="21"/>
+          <w:sz w:val="22"/>
           <w:szCs w:val="21"/>
         </w:rPr>
         <w:t xml:space="preserve">25 × 4 = </w:t>
@@ -905,25 +914,25 @@
           <w:rFonts w:ascii="Avenir Next" w:hAnsi="Avenir Next" w:cs="Avenir Next" w:eastAsia="Avenir Next"/>
           <w:b/>
           <w:color w:val="003A70"/>
+          <w:sz w:val="22"/>
+          <w:szCs w:val="18"/>
+        </w:rPr>
+        <w:t xml:space="preserve">Step 3</w:t>
+      </w:r>
+      <w:r>
+        <w:rPr>
+          <w:rFonts w:ascii="Avenir Next" w:hAnsi="Avenir Next" w:cs="Avenir Next" w:eastAsia="Avenir Next"/>
+          <w:color w:val="1A1A1A"/>
           <w:sz w:val="18"/>
           <w:szCs w:val="18"/>
         </w:rPr>
-        <w:t xml:space="preserve">Step 3</w:t>
-      </w:r>
-      <w:r>
-        <w:rPr>
-          <w:rFonts w:ascii="Avenir Next" w:hAnsi="Avenir Next" w:cs="Avenir Next" w:eastAsia="Avenir Next"/>
-          <w:color w:val="1A1A1A"/>
-          <w:sz w:val="18"/>
-          <w:szCs w:val="18"/>
-        </w:rPr>
         <w:tab/>
       </w:r>
       <w:r>
         <w:rPr>
           <w:rFonts w:ascii="Avenir Next" w:hAnsi="Avenir Next" w:cs="Avenir Next" w:eastAsia="Avenir Next"/>
           <w:color w:val="1A1A1A"/>
-          <w:sz w:val="21"/>
+          <w:sz w:val="22"/>
           <w:szCs w:val="21"/>
         </w:rPr>
         <w:t xml:space="preserve">100 × 9 = </w:t>
@@ -996,35 +1005,35 @@
           <w:rFonts w:ascii="Avenir Next" w:hAnsi="Avenir Next" w:cs="Avenir Next" w:eastAsia="Avenir Next"/>
           <w:b/>
           <w:color w:val="003A70"/>
+          <w:sz w:val="22"/>
+          <w:szCs w:val="18"/>
+        </w:rPr>
+        <w:t xml:space="preserve">Step 1</w:t>
+      </w:r>
+      <w:r>
+        <w:rPr>
+          <w:rFonts w:ascii="Avenir Next" w:hAnsi="Avenir Next" w:cs="Avenir Next" w:eastAsia="Avenir Next"/>
+          <w:color w:val="1A1A1A"/>
           <w:sz w:val="18"/>
           <w:szCs w:val="18"/>
         </w:rPr>
-        <w:t xml:space="preserve">Step 1</w:t>
-      </w:r>
-      <w:r>
-        <w:rPr>
-          <w:rFonts w:ascii="Avenir Next" w:hAnsi="Avenir Next" w:cs="Avenir Next" w:eastAsia="Avenir Next"/>
-          <w:color w:val="1A1A1A"/>
-          <w:sz w:val="18"/>
-          <w:szCs w:val="18"/>
-        </w:rPr>
         <w:tab/>
       </w:r>
       <w:r>
         <w:rPr>
           <w:rFonts w:ascii="Avenir Next" w:hAnsi="Avenir Next" w:cs="Avenir Next" w:eastAsia="Avenir Next"/>
           <w:color w:val="1A1A1A"/>
+          <w:sz w:val="22"/>
+          <w:szCs w:val="21"/>
+        </w:rPr>
+        <w:t xml:space="preserve">Friendly pair: </w:t>
+      </w:r>
+      <w:r>
+        <w:rPr>
+          <w:rFonts w:ascii="Avenir Next" w:hAnsi="Avenir Next" w:cs="Avenir Next" w:eastAsia="Avenir Next"/>
+          <w:color w:val="1A1A1A"/>
           <w:sz w:val="21"/>
           <w:szCs w:val="21"/>
-        </w:rPr>
-        <w:t xml:space="preserve">Friendly pair: </w:t>
-      </w:r>
-      <w:r>
-        <w:rPr>
-          <w:rFonts w:ascii="Avenir Next" w:hAnsi="Avenir Next" w:cs="Avenir Next" w:eastAsia="Avenir Next"/>
-          <w:color w:val="1A1A1A"/>
-          <w:sz w:val="21"/>
-          <w:szCs w:val="21"/>
           <w:u w:val="single"/>
         </w:rPr>
         <w:t xml:space="preserve">                </w:t>
@@ -1033,7 +1042,7 @@
         <w:rPr>
           <w:rFonts w:ascii="Avenir Next" w:hAnsi="Avenir Next" w:cs="Avenir Next" w:eastAsia="Avenir Next"/>
           <w:color w:val="1A1A1A"/>
-          <w:sz w:val="21"/>
+          <w:sz w:val="22"/>
           <w:szCs w:val="21"/>
         </w:rPr>
         <w:t xml:space="preserve"> and </w:t>
@@ -1063,25 +1072,25 @@
           <w:rFonts w:ascii="Avenir Next" w:hAnsi="Avenir Next" w:cs="Avenir Next" w:eastAsia="Avenir Next"/>
           <w:b/>
           <w:color w:val="003A70"/>
+          <w:sz w:val="22"/>
+          <w:szCs w:val="18"/>
+        </w:rPr>
+        <w:t xml:space="preserve">Step 2</w:t>
+      </w:r>
+      <w:r>
+        <w:rPr>
+          <w:rFonts w:ascii="Avenir Next" w:hAnsi="Avenir Next" w:cs="Avenir Next" w:eastAsia="Avenir Next"/>
+          <w:color w:val="1A1A1A"/>
           <w:sz w:val="18"/>
           <w:szCs w:val="18"/>
         </w:rPr>
-        <w:t xml:space="preserve">Step 2</w:t>
-      </w:r>
-      <w:r>
-        <w:rPr>
-          <w:rFonts w:ascii="Avenir Next" w:hAnsi="Avenir Next" w:cs="Avenir Next" w:eastAsia="Avenir Next"/>
-          <w:color w:val="1A1A1A"/>
-          <w:sz w:val="18"/>
-          <w:szCs w:val="18"/>
-        </w:rPr>
         <w:tab/>
       </w:r>
       <w:r>
         <w:rPr>
           <w:rFonts w:ascii="Avenir Next" w:hAnsi="Avenir Next" w:cs="Avenir Next" w:eastAsia="Avenir Next"/>
           <w:color w:val="1A1A1A"/>
-          <w:sz w:val="21"/>
+          <w:sz w:val="22"/>
           <w:szCs w:val="21"/>
         </w:rPr>
         <w:t xml:space="preserve">5 × 2 = </w:t>
@@ -1111,35 +1120,35 @@
           <w:rFonts w:ascii="Avenir Next" w:hAnsi="Avenir Next" w:cs="Avenir Next" w:eastAsia="Avenir Next"/>
           <w:b/>
           <w:color w:val="003A70"/>
+          <w:sz w:val="22"/>
+          <w:szCs w:val="18"/>
+        </w:rPr>
+        <w:t xml:space="preserve">Step 3</w:t>
+      </w:r>
+      <w:r>
+        <w:rPr>
+          <w:rFonts w:ascii="Avenir Next" w:hAnsi="Avenir Next" w:cs="Avenir Next" w:eastAsia="Avenir Next"/>
+          <w:color w:val="1A1A1A"/>
           <w:sz w:val="18"/>
           <w:szCs w:val="18"/>
         </w:rPr>
-        <w:t xml:space="preserve">Step 3</w:t>
-      </w:r>
-      <w:r>
-        <w:rPr>
-          <w:rFonts w:ascii="Avenir Next" w:hAnsi="Avenir Next" w:cs="Avenir Next" w:eastAsia="Avenir Next"/>
-          <w:color w:val="1A1A1A"/>
-          <w:sz w:val="18"/>
-          <w:szCs w:val="18"/>
-        </w:rPr>
         <w:tab/>
       </w:r>
       <w:r>
         <w:rPr>
           <w:rFonts w:ascii="Avenir Next" w:hAnsi="Avenir Next" w:cs="Avenir Next" w:eastAsia="Avenir Next"/>
           <w:color w:val="1A1A1A"/>
+          <w:sz w:val="22"/>
+          <w:szCs w:val="21"/>
+        </w:rPr>
+        <w:t xml:space="preserve">10 × 17 = </w:t>
+      </w:r>
+      <w:r>
+        <w:rPr>
+          <w:rFonts w:ascii="Avenir Next" w:hAnsi="Avenir Next" w:cs="Avenir Next" w:eastAsia="Avenir Next"/>
+          <w:color w:val="1A1A1A"/>
           <w:sz w:val="21"/>
           <w:szCs w:val="21"/>
-        </w:rPr>
-        <w:t xml:space="preserve">10 × 17 = </w:t>
-      </w:r>
-      <w:r>
-        <w:rPr>
-          <w:rFonts w:ascii="Avenir Next" w:hAnsi="Avenir Next" w:cs="Avenir Next" w:eastAsia="Avenir Next"/>
-          <w:color w:val="1A1A1A"/>
-          <w:sz w:val="21"/>
-          <w:szCs w:val="21"/>
           <w:u w:val="single"/>
         </w:rPr>
         <w:t xml:space="preserve">                </w:t>
@@ -1152,6 +1161,7 @@
     </w:p>
     <w:p>
       <w:pPr>
+        <w:pStyle w:val="Heading2"/>
         <w:keepNext/>
         <w:pBdr>
           <w:bottom w:val="single" w:sz="8" w:space="3" w:color="003A70"/>
@@ -1167,7 +1177,7 @@
           <w:b/>
           <w:color w:val="003A70"/>
           <w:spacing w:val="14"/>
-          <w:sz w:val="19"/>
+          <w:sz w:val="22"/>
           <w:szCs w:val="19"/>
         </w:rPr>
         <w:t xml:space="preserve">YOUR TURN</w:t>
@@ -1186,7 +1196,7 @@
           <w:rFonts w:ascii="Avenir Next" w:hAnsi="Avenir Next" w:cs="Avenir Next" w:eastAsia="Avenir Next"/>
           <w:i/>
           <w:color w:val="5A5F66"/>
-          <w:sz w:val="17"/>
+          <w:sz w:val="22"/>
           <w:szCs w:val="17"/>
         </w:rPr>
         <w:t xml:space="preserve">use the steps on your own</w:t>
@@ -1358,7 +1368,7 @@
                       <w:szCs w:val="22"/>
                       <w:u w:val="single"/>
                     </w:rPr>
-                    <w:t xml:space="preserve">        </w:t>
+                    <w:t xml:space="preserve">            </w:t>
                   </w:r>
                 </w:p>
               </w:tc>
@@ -1420,7 +1430,7 @@
                       <w:szCs w:val="22"/>
                       <w:u w:val="single"/>
                     </w:rPr>
-                    <w:t xml:space="preserve">        </w:t>
+                    <w:t xml:space="preserve">            </w:t>
                   </w:r>
                 </w:p>
               </w:tc>
@@ -1482,7 +1492,7 @@
                       <w:szCs w:val="22"/>
                       <w:u w:val="single"/>
                     </w:rPr>
-                    <w:t xml:space="preserve">        </w:t>
+                    <w:t xml:space="preserve">            </w:t>
                   </w:r>
                 </w:p>
               </w:tc>
@@ -1550,7 +1560,7 @@
                       <w:szCs w:val="22"/>
                       <w:u w:val="single"/>
                     </w:rPr>
-                    <w:t xml:space="preserve">        </w:t>
+                    <w:t xml:space="preserve">            </w:t>
                   </w:r>
                 </w:p>
               </w:tc>
@@ -1612,7 +1622,7 @@
                       <w:szCs w:val="22"/>
                       <w:u w:val="single"/>
                     </w:rPr>
-                    <w:t xml:space="preserve">        </w:t>
+                    <w:t xml:space="preserve">            </w:t>
                   </w:r>
                 </w:p>
               </w:tc>
@@ -1674,7 +1684,7 @@
                       <w:szCs w:val="22"/>
                       <w:u w:val="single"/>
                     </w:rPr>
-                    <w:t xml:space="preserve">        </w:t>
+                    <w:t xml:space="preserve">            </w:t>
                   </w:r>
                 </w:p>
               </w:tc>
@@ -1706,7 +1716,7 @@
           <w:caps/>
           <w:color w:val="003A70"/>
           <w:spacing w:val="12"/>
-          <w:sz w:val="19"/>
+          <w:sz w:val="22"/>
           <w:szCs w:val="19"/>
         </w:rPr>
         <w:t xml:space="preserve">Lesson 5-5  ·  Session 1  ·  Prerequisite Practice A  ·  Skill 2 of 2</w:t>
@@ -1714,6 +1724,7 @@
     </w:p>
     <w:p>
       <w:pPr>
+        <w:pStyle w:val="Heading1"/>
         <w:keepNext/>
         <w:spacing w:before="0" w:after="10" w:line="240" w:lineRule="auto"/>
       </w:pPr>
@@ -1739,7 +1750,7 @@
         <w:rPr>
           <w:rFonts w:ascii="Avenir Next" w:hAnsi="Avenir Next" w:cs="Avenir Next" w:eastAsia="Avenir Next"/>
           <w:color w:val="5A5F66"/>
-          <w:sz w:val="17"/>
+          <w:sz w:val="22"/>
           <w:szCs w:val="17"/>
         </w:rPr>
         <w:t xml:space="preserve">Builds on Grade 5 · 5.MD.C.3</w:t>
@@ -1782,6 +1793,7 @@
           </w:tcPr>
           <w:p>
             <w:pPr>
+              <w:pStyle w:val="Heading2"/>
               <w:spacing w:before="0" w:after="0" w:line="252" w:lineRule="auto"/>
             </w:pPr>
             <w:r>
@@ -1811,7 +1823,7 @@
               <w:rPr>
                 <w:rFonts w:ascii="Avenir Next" w:hAnsi="Avenir Next" w:cs="Avenir Next" w:eastAsia="Avenir Next"/>
                 <w:color w:val="1A1A1A"/>
-                <w:sz w:val="20"/>
+                <w:sz w:val="22"/>
                 <w:szCs w:val="20"/>
               </w:rPr>
               <w:t xml:space="preserve">You will label every volume in cubic units, like ft³ or cm³.</w:t>
@@ -1831,6 +1843,7 @@
           </w:tcPr>
           <w:p>
             <w:pPr>
+              <w:pStyle w:val="Heading2"/>
               <w:spacing w:before="0" w:after="0" w:line="252" w:lineRule="auto"/>
             </w:pPr>
             <w:r>
@@ -1860,7 +1873,7 @@
               <w:rPr>
                 <w:rFonts w:ascii="Avenir Next" w:hAnsi="Avenir Next" w:cs="Avenir Next" w:eastAsia="Avenir Next"/>
                 <w:color w:val="1A1A1A"/>
-                <w:sz w:val="20"/>
+                <w:sz w:val="22"/>
                 <w:szCs w:val="20"/>
               </w:rPr>
               <w:t xml:space="preserve">Pick the right unit: cm, cm², or cm³.  </w:t>
@@ -1870,7 +1883,7 @@
                 <w:rFonts w:ascii="Avenir Next" w:hAnsi="Avenir Next" w:cs="Avenir Next" w:eastAsia="Avenir Next"/>
                 <w:b/>
                 <w:color w:val="1A1A1A"/>
-                <w:sz w:val="20"/>
+                <w:sz w:val="22"/>
                 <w:szCs w:val="20"/>
               </w:rPr>
               <w:t xml:space="preserve">You will use it in Practice Form A, problems 1 and 6.</w:t>
@@ -1881,6 +1894,7 @@
     </w:tbl>
     <w:p>
       <w:pPr>
+        <w:pStyle w:val="Heading2"/>
         <w:keepNext/>
         <w:pBdr>
           <w:bottom w:val="single" w:sz="8" w:space="3" w:color="003A70"/>
@@ -1896,7 +1910,7 @@
           <w:b/>
           <w:color w:val="003A70"/>
           <w:spacing w:val="14"/>
-          <w:sz w:val="19"/>
+          <w:sz w:val="22"/>
           <w:szCs w:val="19"/>
         </w:rPr>
         <w:t xml:space="preserve">STEPS TO FOLLOW</w:t>
@@ -1915,7 +1929,7 @@
           <w:rFonts w:ascii="Avenir Next" w:hAnsi="Avenir Next" w:cs="Avenir Next" w:eastAsia="Avenir Next"/>
           <w:i/>
           <w:color w:val="5A5F66"/>
-          <w:sz w:val="17"/>
+          <w:sz w:val="22"/>
           <w:szCs w:val="17"/>
         </w:rPr>
         <w:t xml:space="preserve">use these same steps on every problem</w:t>
@@ -1957,6 +1971,7 @@
           </w:tcPr>
           <w:p>
             <w:pPr>
+              <w:pStyle w:val="Heading1"/>
               <w:spacing w:before="0" w:after="0" w:line="240" w:lineRule="auto"/>
               <w:jc w:val="center"/>
             </w:pPr>
@@ -1986,7 +2001,7 @@
                 <w:rFonts w:ascii="Avenir Next" w:hAnsi="Avenir Next" w:cs="Avenir Next" w:eastAsia="Avenir Next"/>
                 <w:b/>
                 <w:color w:val="1A1A1A"/>
-                <w:sz w:val="21"/>
+                <w:sz w:val="22"/>
                 <w:szCs w:val="21"/>
               </w:rPr>
               <w:t xml:space="preserve">Count</w:t>
@@ -1995,7 +2010,7 @@
               <w:rPr>
                 <w:rFonts w:ascii="Avenir Next" w:hAnsi="Avenir Next" w:cs="Avenir Next" w:eastAsia="Avenir Next"/>
                 <w:color w:val="1A1A1A"/>
-                <w:sz w:val="21"/>
+                <w:sz w:val="22"/>
                 <w:szCs w:val="21"/>
               </w:rPr>
               <w:t xml:space="preserve"> the lengths that are multiplied.</w:t>
@@ -2014,6 +2029,7 @@
           </w:tcPr>
           <w:p>
             <w:pPr>
+              <w:pStyle w:val="Heading1"/>
               <w:spacing w:before="0" w:after="0" w:line="240" w:lineRule="auto"/>
               <w:jc w:val="center"/>
             </w:pPr>
@@ -2043,7 +2059,7 @@
                 <w:rFonts w:ascii="Avenir Next" w:hAnsi="Avenir Next" w:cs="Avenir Next" w:eastAsia="Avenir Next"/>
                 <w:b/>
                 <w:color w:val="1A1A1A"/>
-                <w:sz w:val="21"/>
+                <w:sz w:val="22"/>
                 <w:szCs w:val="21"/>
               </w:rPr>
               <w:t xml:space="preserve">Pick</w:t>
@@ -2052,7 +2068,7 @@
               <w:rPr>
                 <w:rFonts w:ascii="Avenir Next" w:hAnsi="Avenir Next" w:cs="Avenir Next" w:eastAsia="Avenir Next"/>
                 <w:color w:val="1A1A1A"/>
-                <w:sz w:val="21"/>
+                <w:sz w:val="22"/>
                 <w:szCs w:val="21"/>
               </w:rPr>
               <w:t xml:space="preserve"> the unit: 1 length cm, 2 lengths cm², 3 lengths cm³.</w:t>
@@ -2071,6 +2087,7 @@
           </w:tcPr>
           <w:p>
             <w:pPr>
+              <w:pStyle w:val="Heading1"/>
               <w:spacing w:before="0" w:after="0" w:line="240" w:lineRule="auto"/>
               <w:jc w:val="center"/>
             </w:pPr>
@@ -2100,7 +2117,7 @@
                 <w:rFonts w:ascii="Avenir Next" w:hAnsi="Avenir Next" w:cs="Avenir Next" w:eastAsia="Avenir Next"/>
                 <w:b/>
                 <w:color w:val="1A1A1A"/>
-                <w:sz w:val="21"/>
+                <w:sz w:val="22"/>
                 <w:szCs w:val="21"/>
               </w:rPr>
               <w:t xml:space="preserve">Multiply</w:t>
@@ -2109,7 +2126,7 @@
               <w:rPr>
                 <w:rFonts w:ascii="Avenir Next" w:hAnsi="Avenir Next" w:cs="Avenir Next" w:eastAsia="Avenir Next"/>
                 <w:color w:val="1A1A1A"/>
-                <w:sz w:val="21"/>
+                <w:sz w:val="22"/>
                 <w:szCs w:val="21"/>
               </w:rPr>
               <w:t xml:space="preserve">. Write the number with its unit.</w:t>
@@ -2120,6 +2137,7 @@
     </w:tbl>
     <w:p>
       <w:pPr>
+        <w:pStyle w:val="Heading2"/>
         <w:keepNext/>
         <w:pBdr>
           <w:bottom w:val="single" w:sz="8" w:space="3" w:color="003A70"/>
@@ -2135,7 +2153,7 @@
           <w:b/>
           <w:color w:val="003A70"/>
           <w:spacing w:val="14"/>
-          <w:sz w:val="19"/>
+          <w:sz w:val="22"/>
           <w:szCs w:val="19"/>
         </w:rPr>
         <w:t xml:space="preserve">WATCH ME</w:t>
@@ -2154,7 +2172,7 @@
           <w:rFonts w:ascii="Avenir Next" w:hAnsi="Avenir Next" w:cs="Avenir Next" w:eastAsia="Avenir Next"/>
           <w:i/>
           <w:color w:val="5A5F66"/>
-          <w:sz w:val="17"/>
+          <w:sz w:val="22"/>
           <w:szCs w:val="17"/>
         </w:rPr>
         <w:t xml:space="preserve">the steps in action</w:t>
@@ -2169,7 +2187,7 @@
           <w:rFonts w:ascii="Avenir Next" w:hAnsi="Avenir Next" w:cs="Avenir Next" w:eastAsia="Avenir Next"/>
           <w:b/>
           <w:color w:val="1A1A1A"/>
-          <w:sz w:val="21"/>
+          <w:sz w:val="22"/>
           <w:szCs w:val="21"/>
         </w:rPr>
         <w:t xml:space="preserve">4 m × 3 m × 2 m = ?</w:t>
@@ -2188,25 +2206,25 @@
           <w:rFonts w:ascii="Avenir Next" w:hAnsi="Avenir Next" w:cs="Avenir Next" w:eastAsia="Avenir Next"/>
           <w:b/>
           <w:color w:val="003A70"/>
+          <w:sz w:val="22"/>
+          <w:szCs w:val="19"/>
+        </w:rPr>
+        <w:t xml:space="preserve">Step 1</w:t>
+      </w:r>
+      <w:r>
+        <w:rPr>
+          <w:rFonts w:ascii="Avenir Next" w:hAnsi="Avenir Next" w:cs="Avenir Next" w:eastAsia="Avenir Next"/>
+          <w:color w:val="1A1A1A"/>
           <w:sz w:val="19"/>
           <w:szCs w:val="19"/>
         </w:rPr>
-        <w:t xml:space="preserve">Step 1</w:t>
-      </w:r>
-      <w:r>
-        <w:rPr>
-          <w:rFonts w:ascii="Avenir Next" w:hAnsi="Avenir Next" w:cs="Avenir Next" w:eastAsia="Avenir Next"/>
-          <w:color w:val="1A1A1A"/>
-          <w:sz w:val="19"/>
-          <w:szCs w:val="19"/>
-        </w:rPr>
         <w:tab/>
       </w:r>
       <w:r>
         <w:rPr>
           <w:rFonts w:ascii="Avenir Next" w:hAnsi="Avenir Next" w:cs="Avenir Next" w:eastAsia="Avenir Next"/>
           <w:color w:val="1A1A1A"/>
-          <w:sz w:val="21"/>
+          <w:sz w:val="22"/>
           <w:szCs w:val="21"/>
         </w:rPr>
         <w:t xml:space="preserve">3 lengths are multiplied.</w:t>
@@ -2225,25 +2243,25 @@
           <w:rFonts w:ascii="Avenir Next" w:hAnsi="Avenir Next" w:cs="Avenir Next" w:eastAsia="Avenir Next"/>
           <w:b/>
           <w:color w:val="003A70"/>
+          <w:sz w:val="22"/>
+          <w:szCs w:val="19"/>
+        </w:rPr>
+        <w:t xml:space="preserve">Step 2</w:t>
+      </w:r>
+      <w:r>
+        <w:rPr>
+          <w:rFonts w:ascii="Avenir Next" w:hAnsi="Avenir Next" w:cs="Avenir Next" w:eastAsia="Avenir Next"/>
+          <w:color w:val="1A1A1A"/>
           <w:sz w:val="19"/>
           <w:szCs w:val="19"/>
         </w:rPr>
-        <w:t xml:space="preserve">Step 2</w:t>
-      </w:r>
-      <w:r>
-        <w:rPr>
-          <w:rFonts w:ascii="Avenir Next" w:hAnsi="Avenir Next" w:cs="Avenir Next" w:eastAsia="Avenir Next"/>
-          <w:color w:val="1A1A1A"/>
-          <w:sz w:val="19"/>
-          <w:szCs w:val="19"/>
-        </w:rPr>
         <w:tab/>
       </w:r>
       <w:r>
         <w:rPr>
           <w:rFonts w:ascii="Avenir Next" w:hAnsi="Avenir Next" w:cs="Avenir Next" w:eastAsia="Avenir Next"/>
           <w:color w:val="1A1A1A"/>
-          <w:sz w:val="21"/>
+          <w:sz w:val="22"/>
           <w:szCs w:val="21"/>
         </w:rPr>
         <w:t xml:space="preserve">3 lengths: use m³.</w:t>
@@ -2262,25 +2280,25 @@
           <w:rFonts w:ascii="Avenir Next" w:hAnsi="Avenir Next" w:cs="Avenir Next" w:eastAsia="Avenir Next"/>
           <w:b/>
           <w:color w:val="003A70"/>
+          <w:sz w:val="22"/>
+          <w:szCs w:val="19"/>
+        </w:rPr>
+        <w:t xml:space="preserve">Step 3</w:t>
+      </w:r>
+      <w:r>
+        <w:rPr>
+          <w:rFonts w:ascii="Avenir Next" w:hAnsi="Avenir Next" w:cs="Avenir Next" w:eastAsia="Avenir Next"/>
+          <w:color w:val="1A1A1A"/>
           <w:sz w:val="19"/>
           <w:szCs w:val="19"/>
         </w:rPr>
-        <w:t xml:space="preserve">Step 3</w:t>
-      </w:r>
-      <w:r>
-        <w:rPr>
-          <w:rFonts w:ascii="Avenir Next" w:hAnsi="Avenir Next" w:cs="Avenir Next" w:eastAsia="Avenir Next"/>
-          <w:color w:val="1A1A1A"/>
-          <w:sz w:val="19"/>
-          <w:szCs w:val="19"/>
-        </w:rPr>
         <w:tab/>
       </w:r>
       <w:r>
         <w:rPr>
           <w:rFonts w:ascii="Avenir Next" w:hAnsi="Avenir Next" w:cs="Avenir Next" w:eastAsia="Avenir Next"/>
           <w:color w:val="1A1A1A"/>
-          <w:sz w:val="21"/>
+          <w:sz w:val="22"/>
           <w:szCs w:val="21"/>
         </w:rPr>
         <w:t xml:space="preserve">4 × 3 × 2 = 24, so 24 m³.</w:t>
@@ -2299,18 +2317,18 @@
           <w:rFonts w:ascii="Avenir Next" w:hAnsi="Avenir Next" w:cs="Avenir Next" w:eastAsia="Avenir Next"/>
           <w:b/>
           <w:color w:val="1A1A1A"/>
+          <w:sz w:val="22"/>
+          <w:szCs w:val="21"/>
+        </w:rPr>
+        <w:t xml:space="preserve">Answer</w:t>
+      </w:r>
+      <w:r>
+        <w:rPr>
+          <w:rFonts w:ascii="Avenir Next" w:hAnsi="Avenir Next" w:cs="Avenir Next" w:eastAsia="Avenir Next"/>
+          <w:color w:val="1A1A1A"/>
           <w:sz w:val="21"/>
           <w:szCs w:val="21"/>
         </w:rPr>
-        <w:t xml:space="preserve">Answer</w:t>
-      </w:r>
-      <w:r>
-        <w:rPr>
-          <w:rFonts w:ascii="Avenir Next" w:hAnsi="Avenir Next" w:cs="Avenir Next" w:eastAsia="Avenir Next"/>
-          <w:color w:val="1A1A1A"/>
-          <w:sz w:val="21"/>
-          <w:szCs w:val="21"/>
-        </w:rPr>
         <w:tab/>
       </w:r>
       <w:r>
@@ -2318,7 +2336,7 @@
           <w:rFonts w:ascii="Avenir Next" w:hAnsi="Avenir Next" w:cs="Avenir Next" w:eastAsia="Avenir Next"/>
           <w:b/>
           <w:color w:val="1A1A1A"/>
-          <w:sz w:val="21"/>
+          <w:sz w:val="22"/>
           <w:szCs w:val="21"/>
         </w:rPr>
         <w:t xml:space="preserve">24 m³</w:t>
@@ -2326,6 +2344,7 @@
     </w:p>
     <w:p>
       <w:pPr>
+        <w:pStyle w:val="Heading2"/>
         <w:keepNext/>
         <w:pBdr>
           <w:bottom w:val="single" w:sz="8" w:space="3" w:color="003A70"/>
@@ -2341,7 +2360,7 @@
           <w:b/>
           <w:color w:val="003A70"/>
           <w:spacing w:val="14"/>
-          <w:sz w:val="19"/>
+          <w:sz w:val="22"/>
           <w:szCs w:val="19"/>
         </w:rPr>
         <w:t xml:space="preserve">TRY IT WITH HELP</w:t>
@@ -2360,7 +2379,7 @@
           <w:rFonts w:ascii="Avenir Next" w:hAnsi="Avenir Next" w:cs="Avenir Next" w:eastAsia="Avenir Next"/>
           <w:i/>
           <w:color w:val="5A5F66"/>
-          <w:sz w:val="17"/>
+          <w:sz w:val="22"/>
           <w:szCs w:val="17"/>
         </w:rPr>
         <w:t xml:space="preserve">fill in each step</w:t>
@@ -2418,25 +2437,25 @@
           <w:rFonts w:ascii="Avenir Next" w:hAnsi="Avenir Next" w:cs="Avenir Next" w:eastAsia="Avenir Next"/>
           <w:b/>
           <w:color w:val="003A70"/>
+          <w:sz w:val="22"/>
+          <w:szCs w:val="18"/>
+        </w:rPr>
+        <w:t xml:space="preserve">Step 1</w:t>
+      </w:r>
+      <w:r>
+        <w:rPr>
+          <w:rFonts w:ascii="Avenir Next" w:hAnsi="Avenir Next" w:cs="Avenir Next" w:eastAsia="Avenir Next"/>
+          <w:color w:val="1A1A1A"/>
           <w:sz w:val="18"/>
           <w:szCs w:val="18"/>
         </w:rPr>
-        <w:t xml:space="preserve">Step 1</w:t>
-      </w:r>
-      <w:r>
-        <w:rPr>
-          <w:rFonts w:ascii="Avenir Next" w:hAnsi="Avenir Next" w:cs="Avenir Next" w:eastAsia="Avenir Next"/>
-          <w:color w:val="1A1A1A"/>
-          <w:sz w:val="18"/>
-          <w:szCs w:val="18"/>
-        </w:rPr>
         <w:tab/>
       </w:r>
       <w:r>
         <w:rPr>
           <w:rFonts w:ascii="Avenir Next" w:hAnsi="Avenir Next" w:cs="Avenir Next" w:eastAsia="Avenir Next"/>
           <w:color w:val="1A1A1A"/>
-          <w:sz w:val="21"/>
+          <w:sz w:val="22"/>
           <w:szCs w:val="21"/>
         </w:rPr>
         <w:t xml:space="preserve">Lengths multiplied: </w:t>
@@ -2466,25 +2485,25 @@
           <w:rFonts w:ascii="Avenir Next" w:hAnsi="Avenir Next" w:cs="Avenir Next" w:eastAsia="Avenir Next"/>
           <w:b/>
           <w:color w:val="003A70"/>
+          <w:sz w:val="22"/>
+          <w:szCs w:val="18"/>
+        </w:rPr>
+        <w:t xml:space="preserve">Step 2</w:t>
+      </w:r>
+      <w:r>
+        <w:rPr>
+          <w:rFonts w:ascii="Avenir Next" w:hAnsi="Avenir Next" w:cs="Avenir Next" w:eastAsia="Avenir Next"/>
+          <w:color w:val="1A1A1A"/>
           <w:sz w:val="18"/>
           <w:szCs w:val="18"/>
         </w:rPr>
-        <w:t xml:space="preserve">Step 2</w:t>
-      </w:r>
-      <w:r>
-        <w:rPr>
-          <w:rFonts w:ascii="Avenir Next" w:hAnsi="Avenir Next" w:cs="Avenir Next" w:eastAsia="Avenir Next"/>
-          <w:color w:val="1A1A1A"/>
-          <w:sz w:val="18"/>
-          <w:szCs w:val="18"/>
-        </w:rPr>
         <w:tab/>
       </w:r>
       <w:r>
         <w:rPr>
           <w:rFonts w:ascii="Avenir Next" w:hAnsi="Avenir Next" w:cs="Avenir Next" w:eastAsia="Avenir Next"/>
           <w:color w:val="1A1A1A"/>
-          <w:sz w:val="21"/>
+          <w:sz w:val="22"/>
           <w:szCs w:val="21"/>
         </w:rPr>
         <w:t xml:space="preserve">Unit: </w:t>
@@ -2514,25 +2533,25 @@
           <w:rFonts w:ascii="Avenir Next" w:hAnsi="Avenir Next" w:cs="Avenir Next" w:eastAsia="Avenir Next"/>
           <w:b/>
           <w:color w:val="003A70"/>
+          <w:sz w:val="22"/>
+          <w:szCs w:val="18"/>
+        </w:rPr>
+        <w:t xml:space="preserve">Step 3</w:t>
+      </w:r>
+      <w:r>
+        <w:rPr>
+          <w:rFonts w:ascii="Avenir Next" w:hAnsi="Avenir Next" w:cs="Avenir Next" w:eastAsia="Avenir Next"/>
+          <w:color w:val="1A1A1A"/>
           <w:sz w:val="18"/>
           <w:szCs w:val="18"/>
         </w:rPr>
-        <w:t xml:space="preserve">Step 3</w:t>
-      </w:r>
-      <w:r>
-        <w:rPr>
-          <w:rFonts w:ascii="Avenir Next" w:hAnsi="Avenir Next" w:cs="Avenir Next" w:eastAsia="Avenir Next"/>
-          <w:color w:val="1A1A1A"/>
-          <w:sz w:val="18"/>
-          <w:szCs w:val="18"/>
-        </w:rPr>
         <w:tab/>
       </w:r>
       <w:r>
         <w:rPr>
           <w:rFonts w:ascii="Avenir Next" w:hAnsi="Avenir Next" w:cs="Avenir Next" w:eastAsia="Avenir Next"/>
           <w:color w:val="1A1A1A"/>
-          <w:sz w:val="21"/>
+          <w:sz w:val="22"/>
           <w:szCs w:val="21"/>
         </w:rPr>
         <w:t xml:space="preserve">6 × 4 = </w:t>
@@ -2605,25 +2624,25 @@
           <w:rFonts w:ascii="Avenir Next" w:hAnsi="Avenir Next" w:cs="Avenir Next" w:eastAsia="Avenir Next"/>
           <w:b/>
           <w:color w:val="003A70"/>
+          <w:sz w:val="22"/>
+          <w:szCs w:val="18"/>
+        </w:rPr>
+        <w:t xml:space="preserve">Step 1</w:t>
+      </w:r>
+      <w:r>
+        <w:rPr>
+          <w:rFonts w:ascii="Avenir Next" w:hAnsi="Avenir Next" w:cs="Avenir Next" w:eastAsia="Avenir Next"/>
+          <w:color w:val="1A1A1A"/>
           <w:sz w:val="18"/>
           <w:szCs w:val="18"/>
         </w:rPr>
-        <w:t xml:space="preserve">Step 1</w:t>
-      </w:r>
-      <w:r>
-        <w:rPr>
-          <w:rFonts w:ascii="Avenir Next" w:hAnsi="Avenir Next" w:cs="Avenir Next" w:eastAsia="Avenir Next"/>
-          <w:color w:val="1A1A1A"/>
-          <w:sz w:val="18"/>
-          <w:szCs w:val="18"/>
-        </w:rPr>
         <w:tab/>
       </w:r>
       <w:r>
         <w:rPr>
           <w:rFonts w:ascii="Avenir Next" w:hAnsi="Avenir Next" w:cs="Avenir Next" w:eastAsia="Avenir Next"/>
           <w:color w:val="1A1A1A"/>
-          <w:sz w:val="21"/>
+          <w:sz w:val="22"/>
           <w:szCs w:val="21"/>
         </w:rPr>
         <w:t xml:space="preserve">Lengths multiplied: </w:t>
@@ -2653,25 +2672,25 @@
           <w:rFonts w:ascii="Avenir Next" w:hAnsi="Avenir Next" w:cs="Avenir Next" w:eastAsia="Avenir Next"/>
           <w:b/>
           <w:color w:val="003A70"/>
+          <w:sz w:val="22"/>
+          <w:szCs w:val="18"/>
+        </w:rPr>
+        <w:t xml:space="preserve">Step 2</w:t>
+      </w:r>
+      <w:r>
+        <w:rPr>
+          <w:rFonts w:ascii="Avenir Next" w:hAnsi="Avenir Next" w:cs="Avenir Next" w:eastAsia="Avenir Next"/>
+          <w:color w:val="1A1A1A"/>
           <w:sz w:val="18"/>
           <w:szCs w:val="18"/>
         </w:rPr>
-        <w:t xml:space="preserve">Step 2</w:t>
-      </w:r>
-      <w:r>
-        <w:rPr>
-          <w:rFonts w:ascii="Avenir Next" w:hAnsi="Avenir Next" w:cs="Avenir Next" w:eastAsia="Avenir Next"/>
-          <w:color w:val="1A1A1A"/>
-          <w:sz w:val="18"/>
-          <w:szCs w:val="18"/>
-        </w:rPr>
         <w:tab/>
       </w:r>
       <w:r>
         <w:rPr>
           <w:rFonts w:ascii="Avenir Next" w:hAnsi="Avenir Next" w:cs="Avenir Next" w:eastAsia="Avenir Next"/>
           <w:color w:val="1A1A1A"/>
-          <w:sz w:val="21"/>
+          <w:sz w:val="22"/>
           <w:szCs w:val="21"/>
         </w:rPr>
         <w:t xml:space="preserve">Unit: </w:t>
@@ -2701,35 +2720,35 @@
           <w:rFonts w:ascii="Avenir Next" w:hAnsi="Avenir Next" w:cs="Avenir Next" w:eastAsia="Avenir Next"/>
           <w:b/>
           <w:color w:val="003A70"/>
+          <w:sz w:val="22"/>
+          <w:szCs w:val="18"/>
+        </w:rPr>
+        <w:t xml:space="preserve">Step 3</w:t>
+      </w:r>
+      <w:r>
+        <w:rPr>
+          <w:rFonts w:ascii="Avenir Next" w:hAnsi="Avenir Next" w:cs="Avenir Next" w:eastAsia="Avenir Next"/>
+          <w:color w:val="1A1A1A"/>
           <w:sz w:val="18"/>
           <w:szCs w:val="18"/>
         </w:rPr>
-        <w:t xml:space="preserve">Step 3</w:t>
-      </w:r>
-      <w:r>
-        <w:rPr>
-          <w:rFonts w:ascii="Avenir Next" w:hAnsi="Avenir Next" w:cs="Avenir Next" w:eastAsia="Avenir Next"/>
-          <w:color w:val="1A1A1A"/>
-          <w:sz w:val="18"/>
-          <w:szCs w:val="18"/>
-        </w:rPr>
         <w:tab/>
       </w:r>
       <w:r>
         <w:rPr>
           <w:rFonts w:ascii="Avenir Next" w:hAnsi="Avenir Next" w:cs="Avenir Next" w:eastAsia="Avenir Next"/>
           <w:color w:val="1A1A1A"/>
+          <w:sz w:val="22"/>
+          <w:szCs w:val="21"/>
+        </w:rPr>
+        <w:t xml:space="preserve">5 × 2 × 3 = </w:t>
+      </w:r>
+      <w:r>
+        <w:rPr>
+          <w:rFonts w:ascii="Avenir Next" w:hAnsi="Avenir Next" w:cs="Avenir Next" w:eastAsia="Avenir Next"/>
+          <w:color w:val="1A1A1A"/>
           <w:sz w:val="21"/>
           <w:szCs w:val="21"/>
-        </w:rPr>
-        <w:t xml:space="preserve">5 × 2 × 3 = </w:t>
-      </w:r>
-      <w:r>
-        <w:rPr>
-          <w:rFonts w:ascii="Avenir Next" w:hAnsi="Avenir Next" w:cs="Avenir Next" w:eastAsia="Avenir Next"/>
-          <w:color w:val="1A1A1A"/>
-          <w:sz w:val="21"/>
-          <w:szCs w:val="21"/>
           <w:u w:val="single"/>
         </w:rPr>
         <w:t xml:space="preserve">                </w:t>
@@ -2742,6 +2761,7 @@
     </w:p>
     <w:p>
       <w:pPr>
+        <w:pStyle w:val="Heading2"/>
         <w:keepNext/>
         <w:pBdr>
           <w:bottom w:val="single" w:sz="8" w:space="3" w:color="003A70"/>
@@ -2757,7 +2777,7 @@
           <w:b/>
           <w:color w:val="003A70"/>
           <w:spacing w:val="14"/>
-          <w:sz w:val="19"/>
+          <w:sz w:val="22"/>
           <w:szCs w:val="19"/>
         </w:rPr>
         <w:t xml:space="preserve">YOUR TURN</w:t>
@@ -2776,7 +2796,7 @@
           <w:rFonts w:ascii="Avenir Next" w:hAnsi="Avenir Next" w:cs="Avenir Next" w:eastAsia="Avenir Next"/>
           <w:i/>
           <w:color w:val="5A5F66"/>
-          <w:sz w:val="17"/>
+          <w:sz w:val="22"/>
           <w:szCs w:val="17"/>
         </w:rPr>
         <w:t xml:space="preserve">use the steps on your own</w:t>
@@ -2947,7 +2967,7 @@
                       <w:szCs w:val="22"/>
                       <w:u w:val="single"/>
                     </w:rPr>
-                    <w:t xml:space="preserve">        </w:t>
+                    <w:t xml:space="preserve">            </w:t>
                   </w:r>
                 </w:p>
               </w:tc>
@@ -3009,7 +3029,7 @@
                       <w:szCs w:val="22"/>
                       <w:u w:val="single"/>
                     </w:rPr>
-                    <w:t xml:space="preserve">        </w:t>
+                    <w:t xml:space="preserve">            </w:t>
                   </w:r>
                 </w:p>
               </w:tc>
@@ -3077,7 +3097,7 @@
                       <w:szCs w:val="22"/>
                       <w:u w:val="single"/>
                     </w:rPr>
-                    <w:t xml:space="preserve">        </w:t>
+                    <w:t xml:space="preserve">            </w:t>
                   </w:r>
                 </w:p>
               </w:tc>
@@ -3139,7 +3159,7 @@
                       <w:szCs w:val="22"/>
                       <w:u w:val="single"/>
                     </w:rPr>
-                    <w:t xml:space="preserve">        </w:t>
+                    <w:t xml:space="preserve">            </w:t>
                   </w:r>
                 </w:p>
               </w:tc>
@@ -3160,6 +3180,7 @@
     </w:p>
     <w:p>
       <w:pPr>
+        <w:pStyle w:val="Heading2"/>
         <w:keepNext/>
         <w:pBdr>
           <w:bottom w:val="single" w:sz="8" w:space="3" w:color="003A70"/>
@@ -3175,7 +3196,7 @@
           <w:b/>
           <w:color w:val="003A70"/>
           <w:spacing w:val="14"/>
-          <w:sz w:val="19"/>
+          <w:sz w:val="22"/>
           <w:szCs w:val="19"/>
         </w:rPr>
         <w:t xml:space="preserve">READY CHECK</w:t>
@@ -3194,7 +3215,7 @@
           <w:rFonts w:ascii="Avenir Next" w:hAnsi="Avenir Next" w:cs="Avenir Next" w:eastAsia="Avenir Next"/>
           <w:i/>
           <w:color w:val="5A5F66"/>
-          <w:sz w:val="17"/>
+          <w:sz w:val="22"/>
           <w:szCs w:val="17"/>
         </w:rPr>
         <w:t xml:space="preserve">a problem like the one in today’s lesson</w:t>
@@ -3326,25 +3347,25 @@
                       <w:rFonts w:ascii="Avenir Next" w:hAnsi="Avenir Next" w:cs="Avenir Next" w:eastAsia="Avenir Next"/>
                       <w:b/>
                       <w:color w:val="003A70"/>
+                      <w:sz w:val="22"/>
+                      <w:szCs w:val="21"/>
+                    </w:rPr>
+                    <w:t xml:space="preserve">A</w:t>
+                  </w:r>
+                  <w:r>
+                    <w:rPr>
+                      <w:rFonts w:ascii="Avenir Next" w:hAnsi="Avenir Next" w:cs="Avenir Next" w:eastAsia="Avenir Next"/>
+                      <w:color w:val="1A1A1A"/>
                       <w:sz w:val="21"/>
                       <w:szCs w:val="21"/>
                     </w:rPr>
-                    <w:t xml:space="preserve">A</w:t>
-                  </w:r>
-                  <w:r>
-                    <w:rPr>
-                      <w:rFonts w:ascii="Avenir Next" w:hAnsi="Avenir Next" w:cs="Avenir Next" w:eastAsia="Avenir Next"/>
-                      <w:color w:val="1A1A1A"/>
-                      <w:sz w:val="21"/>
-                      <w:szCs w:val="21"/>
-                    </w:rPr>
                     <w:tab/>
                   </w:r>
                   <w:r>
                     <w:rPr>
                       <w:rFonts w:ascii="Avenir Next" w:hAnsi="Avenir Next" w:cs="Avenir Next" w:eastAsia="Avenir Next"/>
                       <w:color w:val="1A1A1A"/>
-                      <w:sz w:val="21"/>
+                      <w:sz w:val="22"/>
                       <w:szCs w:val="21"/>
                     </w:rPr>
                     <w:t xml:space="preserve">40 cm²</w:t>
@@ -3369,25 +3390,25 @@
                       <w:rFonts w:ascii="Avenir Next" w:hAnsi="Avenir Next" w:cs="Avenir Next" w:eastAsia="Avenir Next"/>
                       <w:b/>
                       <w:color w:val="003A70"/>
+                      <w:sz w:val="22"/>
+                      <w:szCs w:val="21"/>
+                    </w:rPr>
+                    <w:t xml:space="preserve">B</w:t>
+                  </w:r>
+                  <w:r>
+                    <w:rPr>
+                      <w:rFonts w:ascii="Avenir Next" w:hAnsi="Avenir Next" w:cs="Avenir Next" w:eastAsia="Avenir Next"/>
+                      <w:color w:val="1A1A1A"/>
                       <w:sz w:val="21"/>
                       <w:szCs w:val="21"/>
                     </w:rPr>
-                    <w:t xml:space="preserve">B</w:t>
-                  </w:r>
-                  <w:r>
-                    <w:rPr>
-                      <w:rFonts w:ascii="Avenir Next" w:hAnsi="Avenir Next" w:cs="Avenir Next" w:eastAsia="Avenir Next"/>
-                      <w:color w:val="1A1A1A"/>
-                      <w:sz w:val="21"/>
-                      <w:szCs w:val="21"/>
-                    </w:rPr>
                     <w:tab/>
                   </w:r>
                   <w:r>
                     <w:rPr>
                       <w:rFonts w:ascii="Avenir Next" w:hAnsi="Avenir Next" w:cs="Avenir Next" w:eastAsia="Avenir Next"/>
                       <w:color w:val="1A1A1A"/>
-                      <w:sz w:val="21"/>
+                      <w:sz w:val="22"/>
                       <w:szCs w:val="21"/>
                     </w:rPr>
                     <w:t xml:space="preserve">120 cm²</w:t>
@@ -3412,25 +3433,25 @@
                       <w:rFonts w:ascii="Avenir Next" w:hAnsi="Avenir Next" w:cs="Avenir Next" w:eastAsia="Avenir Next"/>
                       <w:b/>
                       <w:color w:val="003A70"/>
+                      <w:sz w:val="22"/>
+                      <w:szCs w:val="21"/>
+                    </w:rPr>
+                    <w:t xml:space="preserve">C</w:t>
+                  </w:r>
+                  <w:r>
+                    <w:rPr>
+                      <w:rFonts w:ascii="Avenir Next" w:hAnsi="Avenir Next" w:cs="Avenir Next" w:eastAsia="Avenir Next"/>
+                      <w:color w:val="1A1A1A"/>
                       <w:sz w:val="21"/>
                       <w:szCs w:val="21"/>
                     </w:rPr>
-                    <w:t xml:space="preserve">C</w:t>
-                  </w:r>
-                  <w:r>
-                    <w:rPr>
-                      <w:rFonts w:ascii="Avenir Next" w:hAnsi="Avenir Next" w:cs="Avenir Next" w:eastAsia="Avenir Next"/>
-                      <w:color w:val="1A1A1A"/>
-                      <w:sz w:val="21"/>
-                      <w:szCs w:val="21"/>
-                    </w:rPr>
                     <w:tab/>
                   </w:r>
                   <w:r>
                     <w:rPr>
                       <w:rFonts w:ascii="Avenir Next" w:hAnsi="Avenir Next" w:cs="Avenir Next" w:eastAsia="Avenir Next"/>
                       <w:color w:val="1A1A1A"/>
-                      <w:sz w:val="21"/>
+                      <w:sz w:val="22"/>
                       <w:szCs w:val="21"/>
                     </w:rPr>
                     <w:t xml:space="preserve">120 cm³</w:t>
@@ -3455,25 +3476,25 @@
                       <w:rFonts w:ascii="Avenir Next" w:hAnsi="Avenir Next" w:cs="Avenir Next" w:eastAsia="Avenir Next"/>
                       <w:b/>
                       <w:color w:val="003A70"/>
+                      <w:sz w:val="22"/>
+                      <w:szCs w:val="21"/>
+                    </w:rPr>
+                    <w:t xml:space="preserve">D</w:t>
+                  </w:r>
+                  <w:r>
+                    <w:rPr>
+                      <w:rFonts w:ascii="Avenir Next" w:hAnsi="Avenir Next" w:cs="Avenir Next" w:eastAsia="Avenir Next"/>
+                      <w:color w:val="1A1A1A"/>
                       <w:sz w:val="21"/>
                       <w:szCs w:val="21"/>
                     </w:rPr>
-                    <w:t xml:space="preserve">D</w:t>
-                  </w:r>
-                  <w:r>
-                    <w:rPr>
-                      <w:rFonts w:ascii="Avenir Next" w:hAnsi="Avenir Next" w:cs="Avenir Next" w:eastAsia="Avenir Next"/>
-                      <w:color w:val="1A1A1A"/>
-                      <w:sz w:val="21"/>
-                      <w:szCs w:val="21"/>
-                    </w:rPr>
                     <w:tab/>
                   </w:r>
                   <w:r>
                     <w:rPr>
                       <w:rFonts w:ascii="Avenir Next" w:hAnsi="Avenir Next" w:cs="Avenir Next" w:eastAsia="Avenir Next"/>
                       <w:color w:val="1A1A1A"/>
-                      <w:sz w:val="21"/>
+                      <w:sz w:val="22"/>
                       <w:szCs w:val="21"/>
                     </w:rPr>
                     <w:t xml:space="preserve">17 cm</w:t>
@@ -3522,19 +3543,42 @@
         <w:tblLook w:val="0000" w:firstRow="0" w:lastRow="0" w:firstColumn="0" w:lastColumn="0" w:noHBand="1" w:noVBand="1"/>
       </w:tblPr>
       <w:tblGrid>
-        <w:gridCol w:w="2000"/>
-        <w:gridCol w:w="2300"/>
-        <w:gridCol w:w="2100"/>
-        <w:gridCol w:w="3104"/>
+        <w:gridCol w:w="1750"/>
+        <w:gridCol w:w="2500"/>
+        <w:gridCol w:w="2200"/>
+        <w:gridCol w:w="3054"/>
       </w:tblGrid>
       <w:tr>
         <w:trPr>
           <w:cantSplit/>
-          <w:trHeight w:val="320" w:hRule="atLeast"/>
+          <w:trHeight w:val="300" w:hRule="atLeast"/>
         </w:trPr>
         <w:tc>
           <w:tcPr>
-            <w:tcW w:w="2000" w:type="dxa"/>
+            <w:tcW w:w="1750" w:type="dxa"/>
+            <w:vAlign w:val="center"/>
+          </w:tcPr>
+          <w:p>
+            <w:pPr>
+              <w:pStyle w:val="Heading2"/>
+              <w:spacing w:before="0" w:after="0" w:line="240" w:lineRule="auto"/>
+            </w:pPr>
+            <w:r>
+              <w:rPr>
+                <w:rFonts w:ascii="Avenir Next" w:hAnsi="Avenir Next" w:cs="Avenir Next" w:eastAsia="Avenir Next"/>
+                <w:b/>
+                <w:color w:val="003A70"/>
+                <w:spacing w:val="12"/>
+                <w:sz w:val="15"/>
+                <w:szCs w:val="15"/>
+              </w:rPr>
+              <w:t xml:space="preserve">CHECK YOURSELF</w:t>
+            </w:r>
+          </w:p>
+        </w:tc>
+        <w:tc>
+          <w:tcPr>
+            <w:tcW w:w="2500" w:type="dxa"/>
             <w:vAlign w:val="center"/>
           </w:tcPr>
           <w:p>
@@ -3543,20 +3587,27 @@
             </w:pPr>
             <w:r>
               <w:rPr>
-                <w:rFonts w:ascii="Avenir Next" w:hAnsi="Avenir Next" w:cs="Avenir Next" w:eastAsia="Avenir Next"/>
-                <w:b/>
-                <w:color w:val="003A70"/>
-                <w:spacing w:val="12"/>
-                <w:sz w:val="15"/>
-                <w:szCs w:val="15"/>
-              </w:rPr>
-              <w:t xml:space="preserve">CHECK YOURSELF</w:t>
+                <w:rFonts w:ascii="Arial" w:hAnsi="Arial" w:cs="Arial" w:eastAsia="Arial"/>
+                <w:color w:val="1A1A1A"/>
+                <w:sz w:val="20"/>
+                <w:szCs w:val="20"/>
+              </w:rPr>
+              <w:t xml:space="preserve">□</w:t>
+            </w:r>
+            <w:r>
+              <w:rPr>
+                <w:rFonts w:ascii="Avenir Next" w:hAnsi="Avenir Next" w:cs="Avenir Next" w:eastAsia="Avenir Next"/>
+                <w:color w:val="1A1A1A"/>
+                <w:sz w:val="17"/>
+                <w:szCs w:val="17"/>
+              </w:rPr>
+              <w:t xml:space="preserve">  I can do this on my own</w:t>
             </w:r>
           </w:p>
         </w:tc>
         <w:tc>
           <w:tcPr>
-            <w:tcW w:w="2300" w:type="dxa"/>
+            <w:tcW w:w="2200" w:type="dxa"/>
             <w:vAlign w:val="center"/>
           </w:tcPr>
           <w:p>
@@ -3567,8 +3618,8 @@
               <w:rPr>
                 <w:rFonts w:ascii="Arial" w:hAnsi="Arial" w:cs="Arial" w:eastAsia="Arial"/>
                 <w:color w:val="1A1A1A"/>
-                <w:sz w:val="24"/>
-                <w:szCs w:val="24"/>
+                <w:sz w:val="20"/>
+                <w:szCs w:val="20"/>
               </w:rPr>
               <w:t xml:space="preserve">□</w:t>
             </w:r>
@@ -3579,13 +3630,13 @@
                 <w:sz w:val="17"/>
                 <w:szCs w:val="17"/>
               </w:rPr>
-              <w:t xml:space="preserve">  I can do this on my own</w:t>
+              <w:t xml:space="preserve">  I need a little help</w:t>
             </w:r>
           </w:p>
         </w:tc>
         <w:tc>
           <w:tcPr>
-            <w:tcW w:w="2100" w:type="dxa"/>
+            <w:tcW w:w="3054" w:type="dxa"/>
             <w:vAlign w:val="center"/>
           </w:tcPr>
           <w:p>
@@ -3596,37 +3647,8 @@
               <w:rPr>
                 <w:rFonts w:ascii="Arial" w:hAnsi="Arial" w:cs="Arial" w:eastAsia="Arial"/>
                 <w:color w:val="1A1A1A"/>
-                <w:sz w:val="24"/>
-                <w:szCs w:val="24"/>
-              </w:rPr>
-              <w:t xml:space="preserve">□</w:t>
-            </w:r>
-            <w:r>
-              <w:rPr>
-                <w:rFonts w:ascii="Avenir Next" w:hAnsi="Avenir Next" w:cs="Avenir Next" w:eastAsia="Avenir Next"/>
-                <w:color w:val="1A1A1A"/>
-                <w:sz w:val="17"/>
-                <w:szCs w:val="17"/>
-              </w:rPr>
-              <w:t xml:space="preserve">  I need a little help</w:t>
-            </w:r>
-          </w:p>
-        </w:tc>
-        <w:tc>
-          <w:tcPr>
-            <w:tcW w:w="3104" w:type="dxa"/>
-            <w:vAlign w:val="center"/>
-          </w:tcPr>
-          <w:p>
-            <w:pPr>
-              <w:spacing w:before="0" w:after="0" w:line="240" w:lineRule="auto"/>
-            </w:pPr>
-            <w:r>
-              <w:rPr>
-                <w:rFonts w:ascii="Arial" w:hAnsi="Arial" w:cs="Arial" w:eastAsia="Arial"/>
-                <w:color w:val="1A1A1A"/>
-                <w:sz w:val="24"/>
-                <w:szCs w:val="24"/>
+                <w:sz w:val="20"/>
+                <w:szCs w:val="20"/>
               </w:rPr>
               <w:t xml:space="preserve">□</w:t>
             </w:r>
@@ -3661,7 +3683,7 @@
     <w:sectPr>
       <w:footerReference w:type="default" r:id="rIdFooter1"/>
       <w:pgSz w:w="12240" w:h="15840"/>
-      <w:pgMar w:top="893" w:right="1224" w:bottom="835" w:left="1512" w:header="432" w:footer="432" w:gutter="0"/>
+      <w:pgMar w:top="780" w:right="1224" w:bottom="760" w:left="1512" w:header="432" w:footer="432" w:gutter="0"/>
       <w:cols w:space="720"/>
     </w:sectPr>
   </w:body>
@@ -3741,7 +3763,106 @@
               <w:sz w:val="15"/>
               <w:szCs w:val="15"/>
             </w:rPr>
-            <w:t xml:space="preserve">Lesson 5-5  ·  Session 1  ·  Prerequisite Practice A</w:t>
+            <w:t xml:space="preserve">5-5 · Page </w:t>
+          </w:r>
+          <w:r>
+            <w:rPr>
+              <w:rFonts w:ascii="Avenir Next" w:hAnsi="Avenir Next" w:cs="Avenir Next" w:eastAsia="Avenir Next"/>
+              <w:color w:val="5A5F66"/>
+              <w:sz w:val="15"/>
+              <w:szCs w:val="15"/>
+            </w:rPr>
+            <w:fldChar w:fldCharType="begin"/>
+          </w:r>
+          <w:r>
+            <w:rPr>
+              <w:rFonts w:ascii="Avenir Next" w:hAnsi="Avenir Next" w:cs="Avenir Next" w:eastAsia="Avenir Next"/>
+              <w:color w:val="5A5F66"/>
+              <w:sz w:val="15"/>
+              <w:szCs w:val="15"/>
+            </w:rPr>
+            <w:instrText xml:space="preserve"> PAGE </w:instrText>
+          </w:r>
+          <w:r>
+            <w:rPr>
+              <w:rFonts w:ascii="Avenir Next" w:hAnsi="Avenir Next" w:cs="Avenir Next" w:eastAsia="Avenir Next"/>
+              <w:color w:val="5A5F66"/>
+              <w:sz w:val="15"/>
+              <w:szCs w:val="15"/>
+            </w:rPr>
+            <w:fldChar w:fldCharType="separate"/>
+          </w:r>
+          <w:r>
+            <w:rPr>
+              <w:rFonts w:ascii="Avenir Next" w:hAnsi="Avenir Next" w:cs="Avenir Next" w:eastAsia="Avenir Next"/>
+              <w:color w:val="5A5F66"/>
+              <w:sz w:val="15"/>
+              <w:szCs w:val="15"/>
+            </w:rPr>
+            <w:t xml:space="preserve">1</w:t>
+          </w:r>
+          <w:r>
+            <w:rPr>
+              <w:rFonts w:ascii="Avenir Next" w:hAnsi="Avenir Next" w:cs="Avenir Next" w:eastAsia="Avenir Next"/>
+              <w:color w:val="5A5F66"/>
+              <w:sz w:val="15"/>
+              <w:szCs w:val="15"/>
+            </w:rPr>
+            <w:fldChar w:fldCharType="end"/>
+          </w:r>
+          <w:r>
+            <w:rPr>
+              <w:rFonts w:ascii="Avenir Next" w:hAnsi="Avenir Next" w:cs="Avenir Next" w:eastAsia="Avenir Next"/>
+              <w:color w:val="5A5F66"/>
+              <w:sz w:val="15"/>
+              <w:szCs w:val="15"/>
+            </w:rPr>
+            <w:t xml:space="preserve"> of </w:t>
+          </w:r>
+          <w:r>
+            <w:rPr>
+              <w:rFonts w:ascii="Avenir Next" w:hAnsi="Avenir Next" w:cs="Avenir Next" w:eastAsia="Avenir Next"/>
+              <w:color w:val="5A5F66"/>
+              <w:sz w:val="15"/>
+              <w:szCs w:val="15"/>
+            </w:rPr>
+            <w:fldChar w:fldCharType="begin"/>
+          </w:r>
+          <w:r>
+            <w:rPr>
+              <w:rFonts w:ascii="Avenir Next" w:hAnsi="Avenir Next" w:cs="Avenir Next" w:eastAsia="Avenir Next"/>
+              <w:color w:val="5A5F66"/>
+              <w:sz w:val="15"/>
+              <w:szCs w:val="15"/>
+            </w:rPr>
+            <w:instrText xml:space="preserve"> NUMPAGES </w:instrText>
+          </w:r>
+          <w:r>
+            <w:rPr>
+              <w:rFonts w:ascii="Avenir Next" w:hAnsi="Avenir Next" w:cs="Avenir Next" w:eastAsia="Avenir Next"/>
+              <w:color w:val="5A5F66"/>
+              <w:sz w:val="15"/>
+              <w:szCs w:val="15"/>
+            </w:rPr>
+            <w:fldChar w:fldCharType="separate"/>
+          </w:r>
+          <w:r>
+            <w:rPr>
+              <w:rFonts w:ascii="Avenir Next" w:hAnsi="Avenir Next" w:cs="Avenir Next" w:eastAsia="Avenir Next"/>
+              <w:color w:val="5A5F66"/>
+              <w:sz w:val="15"/>
+              <w:szCs w:val="15"/>
+            </w:rPr>
+            <w:t xml:space="preserve">1</w:t>
+          </w:r>
+          <w:r>
+            <w:rPr>
+              <w:rFonts w:ascii="Avenir Next" w:hAnsi="Avenir Next" w:cs="Avenir Next" w:eastAsia="Avenir Next"/>
+              <w:color w:val="5A5F66"/>
+              <w:sz w:val="15"/>
+              <w:szCs w:val="15"/>
+            </w:rPr>
+            <w:fldChar w:fldCharType="end"/>
           </w:r>
         </w:p>
       </w:tc>
@@ -3784,5 +3905,23 @@
       </w:tblCellMar>
     </w:tblPr>
   </w:style>
+  <w:style w:type="paragraph" w:styleId="Heading1">
+    <w:name w:val="heading 1"/>
+    <w:basedOn w:val="Normal"/>
+    <w:pPr>
+      <w:outlineLvl w:val="0"/>
+      <w:keepNext w:val="0"/>
+      <w:keepLines w:val="0"/>
+    </w:pPr>
+  </w:style>
+  <w:style w:type="paragraph" w:styleId="Heading2">
+    <w:name w:val="heading 2"/>
+    <w:basedOn w:val="Normal"/>
+    <w:pPr>
+      <w:outlineLvl w:val="1"/>
+      <w:keepNext w:val="0"/>
+      <w:keepLines w:val="0"/>
+    </w:pPr>
+  </w:style>
 </w:styles>
 </file>